--- a/docs/legal/business-readiness.docx
+++ b/docs/legal/business-readiness.docx
@@ -2728,6 +2728,56 @@
           <w:szCs w:val="32"/>
         </w:rPr>
         <w:t xml:space="preserve">6. IP, Branding, and the FSL License</w:t>
+      </w:r>
+    </w:p>
+    <w:p>
+      <w:pPr>
+        <w:spacing w:after="120"/>
+      </w:pPr>
+      <w:r>
+        <w:rPr>
+          <w:rFonts w:ascii="Arial" w:cs="Arial" w:eastAsia="Arial" w:hAnsi="Arial"/>
+          <w:i/>
+          <w:iCs/>
+          <w:color w:val="555555"/>
+        </w:rPr>
+        <w:t xml:space="preserve">Companion docs: </w:t>
+      </w:r>
+      <w:r>
+        <w:rPr>
+          <w:rFonts w:ascii="Arial" w:cs="Arial" w:eastAsia="Arial" w:hAnsi="Arial"/>
+          <w:i/>
+          <w:iCs/>
+          <w:color w:val="555555"/>
+        </w:rPr>
+        <w:t xml:space="preserve">docs/legal/licensing-and-acquisition.md</w:t>
+      </w:r>
+      <w:r>
+        <w:rPr>
+          <w:rFonts w:ascii="Arial" w:cs="Arial" w:eastAsia="Arial" w:hAnsi="Arial"/>
+          <w:i/>
+          <w:iCs/>
+          <w:color w:val="555555"/>
+        </w:rPr>
+        <w:t xml:space="preserve"> covers the strategic reasoning for FSL vs MIT vs closed (license trade-offs, acquisition mechanics, what FSL legally requires you to publish). </w:t>
+      </w:r>
+      <w:r>
+        <w:rPr>
+          <w:rFonts w:ascii="Arial" w:cs="Arial" w:eastAsia="Arial" w:hAnsi="Arial"/>
+          <w:i/>
+          <w:iCs/>
+          <w:color w:val="555555"/>
+        </w:rPr>
+        <w:t xml:space="preserve">docs/legal/source-visibility-decision.md</w:t>
+      </w:r>
+      <w:r>
+        <w:rPr>
+          <w:rFonts w:ascii="Arial" w:cs="Arial" w:eastAsia="Arial" w:hAnsi="Arial"/>
+          <w:i/>
+          <w:iCs/>
+          <w:color w:val="555555"/>
+        </w:rPr>
+        <w:t xml:space="preserve"> is the standalone public-vs-private analysis with pre-customer-state framing. This section is the operational checklist only.</w:t>
       </w:r>
     </w:p>
     <w:tbl>
